--- a/Reports/Cashflow2.0_Migration_Report.docx
+++ b/Reports/Cashflow2.0_Migration_Report.docx
@@ -1027,6 +1027,173 @@
     </w:p>
     <w:p>
       <w:pPr>
+        <w:pStyle w:val="Heading2"/>
+        <w:spacing w:after="150" w:before="300"/>
+      </w:pPr>
+      <w:r>
+        <w:t xml:space="preserve">2.5 Setting up and running both workflows</w:t>
+      </w:r>
+    </w:p>
+    <w:p>
+      <w:pPr>
+        <w:spacing w:after="160"/>
+      </w:pPr>
+      <w:r>
+        <w:rPr>
+          <w:b w:val="false"/>
+          <w:bCs w:val="false"/>
+          <w:i w:val="false"/>
+          <w:iCs w:val="false"/>
+        </w:rPr>
+        <w:t xml:space="preserve">Both the backup workflow and the keep-alive workflow are implemented as GitHub Actions files placed in .github/workflows/ (supabase-backup.yml and supabase-keep-alive.yml). Neither runs automatically until its required secrets are added:</w:t>
+      </w:r>
+    </w:p>
+    <w:p>
+      <w:pPr>
+        <w:pStyle w:val="ListParagraph"/>
+        <w:numPr>
+          <w:ilvl w:val="0"/>
+          <w:numId w:val="2"/>
+        </w:numPr>
+        <w:spacing w:after="80"/>
+      </w:pPr>
+      <w:r>
+        <w:rPr>
+          <w:b w:val="false"/>
+          <w:bCs w:val="false"/>
+        </w:rPr>
+        <w:t xml:space="preserve">SUPABASE_DB_URL — the full Postgres connection string (Project Settings → Database → Connection string, “URI” format, with the real password filled in) — required for the backup workflow.</w:t>
+      </w:r>
+    </w:p>
+    <w:p>
+      <w:pPr>
+        <w:pStyle w:val="ListParagraph"/>
+        <w:numPr>
+          <w:ilvl w:val="0"/>
+          <w:numId w:val="2"/>
+        </w:numPr>
+        <w:spacing w:after="80"/>
+      </w:pPr>
+      <w:r>
+        <w:rPr>
+          <w:b w:val="false"/>
+          <w:bCs w:val="false"/>
+        </w:rPr>
+        <w:t xml:space="preserve">SUPABASE_URL — the project's API URL (Project Settings → API) — required for the keep-alive workflow.</w:t>
+      </w:r>
+    </w:p>
+    <w:p>
+      <w:pPr>
+        <w:pStyle w:val="ListParagraph"/>
+        <w:numPr>
+          <w:ilvl w:val="0"/>
+          <w:numId w:val="2"/>
+        </w:numPr>
+        <w:spacing w:after="80"/>
+      </w:pPr>
+      <w:r>
+        <w:rPr>
+          <w:b w:val="false"/>
+          <w:bCs w:val="false"/>
+        </w:rPr>
+        <w:t xml:space="preserve">SUPABASE_ANON_KEY — the public “anon” key (same API settings page) — required for the keep-alive workflow.</w:t>
+      </w:r>
+    </w:p>
+    <w:p>
+      <w:pPr>
+        <w:spacing w:after="160"/>
+      </w:pPr>
+      <w:r>
+        <w:rPr>
+          <w:b w:val="false"/>
+          <w:bCs w:val="false"/>
+          <w:i w:val="false"/>
+          <w:iCs w:val="false"/>
+        </w:rPr>
+        <w:t xml:space="preserve">These are added under the repository's Settings → Secrets and variables → Actions → New repository secret. Once added, either workflow can be tested immediately without waiting for its schedule: open the Actions tab, select the workflow, and use the “Run workflow” button to trigger it manually. A successful run shows green; a failed one shows red with the specific error in the logs, which is deliberately treated as a visible failure rather than a silent pass — a broken key or an already-paused project should be noticeable, not hidden.</w:t>
+      </w:r>
+    </w:p>
+    <w:p>
+      <w:pPr>
+        <w:pStyle w:val="Heading2"/>
+        <w:spacing w:after="150" w:before="300"/>
+      </w:pPr>
+      <w:r>
+        <w:t xml:space="preserve">2.6 An important, not-yet-resolved security item: Row Level Security (RLS) and the anon key</w:t>
+      </w:r>
+    </w:p>
+    <w:p>
+      <w:pPr>
+        <w:spacing w:after="160"/>
+      </w:pPr>
+      <w:r>
+        <w:rPr>
+          <w:b w:val="false"/>
+          <w:bCs w:val="false"/>
+          <w:i w:val="false"/>
+          <w:iCs w:val="false"/>
+        </w:rPr>
+        <w:t xml:space="preserve">While setting up the keep-alive workflow, a real, separate security question surfaced that is worth resolving on its own merits, independent of the workflow itself: whether Row Level Security (RLS) is enabled on the database's tables. As of this document, it is not yet enabled — this is flagged here as an open item, not something already fixed.</w:t>
+      </w:r>
+    </w:p>
+    <w:p>
+      <w:pPr>
+        <w:spacing w:after="160"/>
+      </w:pPr>
+      <w:r>
+        <w:rPr>
+          <w:b w:val="false"/>
+          <w:bCs w:val="false"/>
+          <w:i w:val="false"/>
+          <w:iCs w:val="false"/>
+        </w:rPr>
+        <w:t xml:space="preserve">What RLS is and why it matters: Supabase's anon (public) API key is, by design, exposed in the deployed frontend's JavaScript — anyone can view the page source and find it. This is expected and fine on its own, PROVIDED Row Level Security is enabled on every table. RLS is what actually restricts what that key can do; without it enabled, a table has no row-level access restriction at all for requests made via Supabase's own REST API using that key, meaning anyone who extracted the key from the frontend could potentially query — or in some cases write to — the underlying tables directly, bypassing the application's own backend and authentication entirely.</w:t>
+      </w:r>
+    </w:p>
+    <w:p>
+      <w:pPr>
+        <w:spacing w:after="160"/>
+      </w:pPr>
+      <w:r>
+        <w:rPr>
+          <w:b w:val="false"/>
+          <w:bCs w:val="false"/>
+          <w:i w:val="false"/>
+          <w:iCs w:val="false"/>
+        </w:rPr>
+        <w:t xml:space="preserve">Why this is very likely safe to enable without breaking anything: the application's Flask backend does not talk to the database through Supabase's REST API at all — it connects directly to Postgres using its own connection string, almost certainly authenticating as a privileged role (commonly the default postgres user Supabase provisions). Postgres's own rule is that privileged/superuser roles bypass Row Level Security entirely, regardless of what policies exist. This means enabling RLS with zero policies defined per table should: fully block the anon key from reading or writing any table via Supabase's API (the intended fix), while leaving the backend's own direct queries completely unaffected, since the backend's connection role isn't subject to RLS in the first place.</w:t>
+      </w:r>
+    </w:p>
+    <w:p>
+      <w:pPr>
+        <w:spacing w:after="160"/>
+      </w:pPr>
+      <w:r>
+        <w:rPr>
+          <w:b w:val="false"/>
+          <w:bCs w:val="false"/>
+          <w:i w:val="false"/>
+          <w:iCs w:val="false"/>
+        </w:rPr>
+        <w:t xml:space="preserve">The one thing worth confirming before flipping this on, rather than assuming: which exact database role the backend's own connection string authenticates as. If it uses the standard postgres superuser role (the default for a fresh Supabase project), enabling RLS is safe by the reasoning above. If a separate, more restricted role was created for the backend at some point, that specific role's BYPASSRLS privilege should be checked (and granted if missing) before enabling RLS, to avoid inadvertently blocking the backend's own access.</w:t>
+      </w:r>
+    </w:p>
+    <w:p>
+      <w:pPr>
+        <w:spacing w:after="160"/>
+      </w:pPr>
+      <w:r>
+        <w:rPr>
+          <w:b w:val="false"/>
+          <w:bCs w:val="false"/>
+          <w:i w:val="false"/>
+          <w:iCs w:val="false"/>
+        </w:rPr>
+        <w:t xml:space="preserve">Recommended next step: enable RLS on every table via the Supabase dashboard (Table Editor clearly flags any table where it is currently off), leave policies empty initially (the safe default — no access via the anon key at all), confirm the backend still works normally afterward, and only add specific policies later if a genuine need arises for the anon key to access certain data directly.</w:t>
+      </w:r>
+    </w:p>
+    <w:p>
+      <w:pPr>
         <w:pStyle w:val="Heading1"/>
         <w:spacing w:after="200" w:before="400"/>
       </w:pPr>
